--- a/zhs/docx/053.content.docx
+++ b/zhs/docx/053.content.docx
@@ -237,77 +237,6 @@
           <w:lang w:val="zh_CN" w:bidi="zh_CN"/>
         </w:rPr>
         <w:t>有时人们甚至在一个人面前伸展身体伏在地上。这被称作俯伏在某人的脚前。</w:t>
-      </w:r>
-      <w:r>
-        <w:rPr>
-          <w:lang w:val="zh_CN" w:bidi="zh_CN"/>
-        </w:rPr>
-      </w:r>
-      <w:r>
-        <w:rPr>
-          <w:lang w:val="zh_CN" w:bidi="zh_CN"/>
-        </w:rPr>
-      </w:r>
-    </w:p>
-    <w:p>
-      <w:pPr/>
-      <w:r>
-        <w:rPr>
-          <w:lang w:val="zh_CN" w:bidi="zh_CN"/>
-        </w:rPr>
-      </w:r>
-    </w:p>
-    <w:p>
-      <w:pPr>
-        <w:pStyle w:val="Heading2"/>
-      </w:pPr>
-      <w:r>
-        <w:rPr>
-          <w:lang w:val="zh_CN" w:bidi="zh_CN"/>
-        </w:rPr>
-        <w:t>屈身、跪拜</w:t>
-      </w:r>
-      <w:r>
-        <w:rPr>
-          <w:lang w:val="zh_CN" w:bidi="zh_CN"/>
-        </w:rPr>
-      </w:r>
-    </w:p>
-    <w:p>
-      <w:pPr>
-        <w:pStyle w:val="Heading4"/>
-      </w:pPr>
-      <w:r>
-        <w:rPr>
-          <w:lang w:val="zh_CN" w:bidi="zh_CN"/>
-        </w:rPr>
-        <w:t>Audio Content</w:t>
-      </w:r>
-    </w:p>
-    <w:p>
-      <w:pPr/>
-      <w:r>
-        <w:rPr>
-          <w:lang w:val="zh_CN" w:bidi="zh_CN"/>
-        </w:rPr>
-      </w:r>
-      <w:hyperlink r:id="rId13">
-        <w:r>
-          <w:rPr>
-            <w:lang w:val="zh_CN" w:bidi="zh_CN"/>
-          </w:rPr>
-          <w:rPr>
-            <w:color w:val="0000EE"/>
-            <w:u w:val="single"/>
-          </w:rPr>
-          <w:t>mp3 file</w:t>
-        </w:r>
-      </w:hyperlink>
-      <w:r>
-        <w:rPr>
-          <w:lang w:val="zh_CN" w:bidi="zh_CN"/>
-        </w:rPr>
-        <w:t xml:space="preserve"> (None KB)</w:t>
       </w:r>
       <w:r>
         <w:rPr>
